--- a/DOC/Abstract_EN.docx
+++ b/DOC/Abstract_EN.docx
@@ -7,6 +7,7 @@
         <w:pStyle w:val="NormalWeb"/>
         <w:bidi/>
         <w:rPr>
+          <w:rFonts w:asciiTheme="minorBidi" w:hAnsiTheme="minorBidi" w:cstheme="minorBidi"/>
           <w:rtl/>
         </w:rPr>
       </w:pPr>
@@ -14,7 +15,7 @@
       <w:bookmarkEnd w:id="0"/>
       <w:r>
         <w:rPr>
-          <w:rFonts w:hint="cs"/>
+          <w:rFonts w:asciiTheme="minorBidi" w:hAnsiTheme="minorBidi" w:cstheme="minorBidi"/>
           <w:rtl/>
         </w:rPr>
         <w:t xml:space="preserve">         </w:t>
@@ -23,7 +24,7 @@
     <w:p>
       <w:pPr>
         <w:rPr>
-          <w:rFonts w:ascii="Courier New" w:eastAsia="Times New Roman" w:hAnsi="Courier New" w:cs="Courier New"/>
+          <w:rFonts w:asciiTheme="minorBidi" w:eastAsia="Times New Roman" w:hAnsiTheme="minorBidi"/>
           <w:b/>
           <w:iCs/>
           <w:sz w:val="28"/>
@@ -37,7 +38,7 @@
       <w:pPr>
         <w:jc w:val="center"/>
         <w:rPr>
-          <w:rFonts w:ascii="Al-Awwal Bold" w:eastAsia="Times New Roman" w:hAnsi="Al-Awwal Bold" w:cs="Al-Awwal Bold"/>
+          <w:rFonts w:eastAsia="Times New Roman" w:cstheme="minorHAnsi"/>
           <w:b/>
           <w:bCs/>
           <w:iCs/>
@@ -48,7 +49,7 @@
       </w:pPr>
       <w:r>
         <w:rPr>
-          <w:rFonts w:ascii="Al-Awwal Bold" w:eastAsia="Times New Roman" w:hAnsi="Al-Awwal Bold" w:cs="Al-Awwal Bold"/>
+          <w:rFonts w:eastAsia="Times New Roman" w:cstheme="minorHAnsi"/>
           <w:b/>
           <w:iCs/>
           <w:sz w:val="40"/>
@@ -59,7 +60,7 @@
       </w:r>
       <w:r>
         <w:rPr>
-          <w:rFonts w:ascii="Al-Awwal Bold" w:eastAsia="Times New Roman" w:hAnsi="Al-Awwal Bold" w:cs="Al-Awwal Bold"/>
+          <w:rFonts w:eastAsia="Times New Roman" w:cstheme="minorHAnsi"/>
           <w:b/>
           <w:bCs/>
           <w:iCs/>
@@ -76,14 +77,14 @@
         <w:bidi w:val="0"/>
         <w:jc w:val="left"/>
         <w:rPr>
-          <w:rFonts w:ascii="Courier New" w:hAnsi="Courier New" w:cs="Courier New"/>
+          <w:rFonts w:asciiTheme="minorHAnsi" w:hAnsiTheme="minorHAnsi" w:cstheme="minorHAnsi"/>
           <w:sz w:val="22"/>
           <w:szCs w:val="22"/>
         </w:rPr>
       </w:pPr>
       <w:r>
         <w:rPr>
-          <w:rFonts w:ascii="Al-Awwal Bold" w:hAnsi="Al-Awwal Bold" w:cs="Al-Awwal Bold"/>
+          <w:rFonts w:asciiTheme="minorHAnsi" w:hAnsiTheme="minorHAnsi" w:cstheme="minorHAnsi"/>
           <w:sz w:val="32"/>
           <w:szCs w:val="32"/>
         </w:rPr>
@@ -91,7 +92,7 @@
       </w:r>
       <w:r>
         <w:rPr>
-          <w:rFonts w:ascii="Al-Awwal Bold" w:hAnsi="Al-Awwal Bold" w:cs="Al-Awwal Bold"/>
+          <w:rFonts w:asciiTheme="minorHAnsi" w:hAnsiTheme="minorHAnsi" w:cstheme="minorHAnsi"/>
           <w:sz w:val="32"/>
           <w:szCs w:val="32"/>
         </w:rPr>
@@ -99,7 +100,7 @@
       </w:r>
       <w:r>
         <w:rPr>
-          <w:rFonts w:ascii="Courier New" w:hAnsi="Courier New" w:cs="Courier New"/>
+          <w:rFonts w:asciiTheme="minorHAnsi" w:hAnsiTheme="minorHAnsi" w:cstheme="minorHAnsi"/>
           <w:sz w:val="22"/>
           <w:szCs w:val="22"/>
         </w:rPr>
@@ -109,6 +110,7 @@
     <w:p>
       <w:pPr>
         <w:rPr>
+          <w:rFonts w:cstheme="minorHAnsi"/>
           <w:lang w:eastAsia="ar-SA"/>
         </w:rPr>
       </w:pPr>
@@ -116,6 +118,7 @@
     <w:p>
       <w:pPr>
         <w:rPr>
+          <w:rFonts w:cstheme="minorHAnsi"/>
           <w:lang w:eastAsia="ar-SA"/>
         </w:rPr>
       </w:pPr>
@@ -123,6 +126,7 @@
     <w:p>
       <w:pPr>
         <w:rPr>
+          <w:rFonts w:cstheme="minorHAnsi"/>
           <w:lang w:eastAsia="ar-SA"/>
         </w:rPr>
       </w:pPr>
@@ -130,6 +134,7 @@
     <w:p>
       <w:pPr>
         <w:rPr>
+          <w:rFonts w:cstheme="minorHAnsi"/>
           <w:lang w:eastAsia="ar-SA"/>
         </w:rPr>
       </w:pPr>
@@ -137,6 +142,7 @@
     <w:p>
       <w:pPr>
         <w:rPr>
+          <w:rFonts w:cstheme="minorHAnsi"/>
           <w:lang w:eastAsia="ar-SA"/>
         </w:rPr>
       </w:pPr>
@@ -144,6 +150,7 @@
     <w:p>
       <w:pPr>
         <w:rPr>
+          <w:rFonts w:cstheme="minorHAnsi"/>
           <w:lang w:eastAsia="ar-SA"/>
         </w:rPr>
       </w:pPr>
@@ -151,6 +158,7 @@
     <w:p>
       <w:pPr>
         <w:rPr>
+          <w:rFonts w:cstheme="minorHAnsi"/>
           <w:lang w:eastAsia="ar-SA"/>
         </w:rPr>
       </w:pPr>
@@ -159,31 +167,35 @@
       <w:pPr>
         <w:jc w:val="center"/>
         <w:rPr>
-          <w:sz w:val="52"/>
-          <w:szCs w:val="52"/>
+          <w:rFonts w:cstheme="minorHAnsi"/>
+          <w:sz w:val="72"/>
+          <w:szCs w:val="72"/>
           <w:lang w:eastAsia="ar-SA"/>
         </w:rPr>
       </w:pPr>
       <w:r>
         <w:rPr>
-          <w:sz w:val="52"/>
-          <w:szCs w:val="52"/>
+          <w:rFonts w:cstheme="minorHAnsi"/>
+          <w:sz w:val="72"/>
+          <w:szCs w:val="72"/>
           <w:lang w:eastAsia="ar-SA"/>
         </w:rPr>
         <w:t>G</w:t>
       </w:r>
       <w:r>
         <w:rPr>
-          <w:sz w:val="52"/>
-          <w:szCs w:val="52"/>
+          <w:rFonts w:cstheme="minorHAnsi"/>
+          <w:sz w:val="72"/>
+          <w:szCs w:val="72"/>
           <w:lang w:eastAsia="ar-SA"/>
         </w:rPr>
         <w:t>raduation project</w:t>
       </w:r>
       <w:r>
         <w:rPr>
-          <w:sz w:val="52"/>
-          <w:szCs w:val="52"/>
+          <w:rFonts w:cstheme="minorHAnsi"/>
+          <w:sz w:val="72"/>
+          <w:szCs w:val="72"/>
           <w:lang w:eastAsia="ar-SA"/>
         </w:rPr>
         <w:t xml:space="preserve"> 1</w:t>
@@ -193,71 +205,46 @@
       <w:pPr>
         <w:jc w:val="center"/>
         <w:rPr>
-          <w:sz w:val="20"/>
-          <w:szCs w:val="20"/>
+          <w:rFonts w:cstheme="minorHAnsi"/>
+          <w:sz w:val="24"/>
+          <w:szCs w:val="24"/>
           <w:lang w:eastAsia="ar-SA"/>
         </w:rPr>
       </w:pPr>
       <w:r>
         <w:rPr>
-          <w:sz w:val="20"/>
-          <w:szCs w:val="20"/>
+          <w:rFonts w:cstheme="minorHAnsi"/>
+          <w:sz w:val="24"/>
+          <w:szCs w:val="24"/>
           <w:lang w:eastAsia="ar-SA"/>
         </w:rPr>
-        <w:t>CCAI</w:t>
-      </w:r>
-      <w:r>
-        <w:rPr>
-          <w:sz w:val="20"/>
-          <w:szCs w:val="20"/>
-          <w:lang w:eastAsia="ar-SA"/>
-        </w:rPr>
-        <w:t>-</w:t>
-      </w:r>
-      <w:r>
-        <w:rPr>
-          <w:sz w:val="20"/>
-          <w:szCs w:val="20"/>
-          <w:lang w:eastAsia="ar-SA"/>
-        </w:rPr>
-        <w:t>411</w:t>
+        <w:t>CCAI-411</w:t>
       </w:r>
     </w:p>
     <w:p>
       <w:pPr>
         <w:jc w:val="center"/>
         <w:rPr>
+          <w:rFonts w:cstheme="minorHAnsi"/>
+          <w:sz w:val="28"/>
+          <w:szCs w:val="28"/>
           <w:lang w:eastAsia="ar-SA"/>
         </w:rPr>
       </w:pPr>
       <w:r>
         <w:rPr>
+          <w:rFonts w:cstheme="minorHAnsi"/>
+          <w:sz w:val="28"/>
+          <w:szCs w:val="28"/>
           <w:lang w:eastAsia="ar-SA"/>
         </w:rPr>
-        <w:t>engine</w:t>
-      </w:r>
-      <w:r>
-        <w:rPr>
-          <w:lang w:eastAsia="ar-SA"/>
-        </w:rPr>
-        <w:t xml:space="preserve"> </w:t>
-      </w:r>
-      <w:r>
-        <w:rPr>
-          <w:lang w:eastAsia="ar-SA"/>
-        </w:rPr>
-        <w:t>supervisor</w:t>
-      </w:r>
-      <w:r>
-        <w:rPr>
-          <w:lang w:eastAsia="ar-SA"/>
-        </w:rPr>
-        <w:t xml:space="preserve"> agent </w:t>
+        <w:t xml:space="preserve">engine supervisor agent </w:t>
       </w:r>
     </w:p>
     <w:p>
       <w:pPr>
         <w:rPr>
+          <w:rFonts w:cstheme="minorHAnsi"/>
           <w:lang w:eastAsia="ar-SA"/>
         </w:rPr>
       </w:pPr>
@@ -265,6 +252,7 @@
     <w:p>
       <w:pPr>
         <w:rPr>
+          <w:rFonts w:cstheme="minorHAnsi"/>
           <w:lang w:eastAsia="ar-SA"/>
         </w:rPr>
       </w:pPr>
@@ -272,6 +260,7 @@
     <w:p>
       <w:pPr>
         <w:rPr>
+          <w:rFonts w:cstheme="minorHAnsi"/>
           <w:lang w:eastAsia="ar-SA"/>
         </w:rPr>
       </w:pPr>
@@ -279,6 +268,7 @@
     <w:p>
       <w:pPr>
         <w:rPr>
+          <w:rFonts w:cstheme="minorHAnsi"/>
           <w:lang w:eastAsia="ar-SA"/>
         </w:rPr>
       </w:pPr>
@@ -286,6 +276,7 @@
     <w:p>
       <w:pPr>
         <w:rPr>
+          <w:rFonts w:cstheme="minorHAnsi"/>
           <w:lang w:eastAsia="ar-SA"/>
         </w:rPr>
       </w:pPr>
@@ -293,6 +284,7 @@
     <w:p>
       <w:pPr>
         <w:rPr>
+          <w:rFonts w:cstheme="minorHAnsi"/>
           <w:lang w:eastAsia="ar-SA"/>
         </w:rPr>
       </w:pPr>
@@ -300,6 +292,7 @@
     <w:p>
       <w:pPr>
         <w:rPr>
+          <w:rFonts w:cstheme="minorHAnsi"/>
           <w:lang w:eastAsia="ar-SA"/>
         </w:rPr>
       </w:pPr>
@@ -307,13 +300,7 @@
     <w:p>
       <w:pPr>
         <w:rPr>
-          <w:lang w:eastAsia="ar-SA"/>
-        </w:rPr>
-      </w:pPr>
-    </w:p>
-    <w:p>
-      <w:pPr>
-        <w:rPr>
+          <w:rFonts w:cstheme="minorHAnsi"/>
           <w:lang w:eastAsia="ar-SA"/>
         </w:rPr>
       </w:pPr>
@@ -344,13 +331,13 @@
               <w:spacing w:after="0" w:line="240" w:lineRule="auto"/>
               <w:jc w:val="center"/>
               <w:rPr>
-                <w:rFonts w:ascii="Courier New" w:hAnsi="Courier New" w:cs="Courier New"/>
+                <w:rFonts w:cstheme="minorHAnsi"/>
                 <w:lang w:eastAsia="ar-SA"/>
               </w:rPr>
             </w:pPr>
             <w:r>
               <w:rPr>
-                <w:rFonts w:ascii="Courier New" w:hAnsi="Courier New" w:cs="Courier New"/>
+                <w:rFonts w:cstheme="minorHAnsi"/>
                 <w:sz w:val="20"/>
                 <w:szCs w:val="20"/>
                 <w:lang w:eastAsia="ar-SA"/>
@@ -368,13 +355,13 @@
               <w:spacing w:after="0" w:line="240" w:lineRule="auto"/>
               <w:jc w:val="center"/>
               <w:rPr>
-                <w:rFonts w:ascii="Courier New" w:hAnsi="Courier New" w:cs="Courier New"/>
+                <w:rFonts w:cstheme="minorHAnsi"/>
                 <w:lang w:eastAsia="ar-SA"/>
               </w:rPr>
             </w:pPr>
             <w:r>
               <w:rPr>
-                <w:rFonts w:ascii="Courier New" w:hAnsi="Courier New" w:cs="Courier New"/>
+                <w:rFonts w:cstheme="minorHAnsi"/>
                 <w:lang w:eastAsia="ar-SA"/>
               </w:rPr>
               <w:t>Student Name</w:t>
@@ -396,13 +383,13 @@
               <w:spacing w:after="0" w:line="240" w:lineRule="auto"/>
               <w:jc w:val="center"/>
               <w:rPr>
-                <w:rFonts w:ascii="Courier New" w:hAnsi="Courier New" w:cs="Courier New"/>
+                <w:rFonts w:cstheme="minorHAnsi"/>
                 <w:lang w:eastAsia="ar-SA"/>
               </w:rPr>
             </w:pPr>
             <w:r>
               <w:rPr>
-                <w:rFonts w:ascii="Courier New" w:hAnsi="Courier New" w:cs="Courier New"/>
+                <w:rFonts w:cstheme="minorHAnsi"/>
                 <w:lang w:eastAsia="ar-SA"/>
               </w:rPr>
               <w:t>2340507</w:t>
@@ -418,13 +405,13 @@
               <w:spacing w:after="0" w:line="240" w:lineRule="auto"/>
               <w:jc w:val="center"/>
               <w:rPr>
-                <w:rFonts w:ascii="Courier New" w:hAnsi="Courier New" w:cs="Courier New"/>
+                <w:rFonts w:cstheme="minorHAnsi"/>
                 <w:lang w:eastAsia="ar-SA"/>
               </w:rPr>
             </w:pPr>
             <w:r>
               <w:rPr>
-                <w:rFonts w:ascii="Courier New" w:hAnsi="Courier New" w:cs="Courier New"/>
+                <w:rFonts w:cstheme="minorHAnsi"/>
                 <w:lang w:eastAsia="ar-SA"/>
               </w:rPr>
               <w:t>Khaled Alotaibi</w:t>
@@ -446,13 +433,13 @@
               <w:spacing w:after="0" w:line="240" w:lineRule="auto"/>
               <w:jc w:val="center"/>
               <w:rPr>
-                <w:rFonts w:ascii="Courier New" w:hAnsi="Courier New" w:cs="Courier New"/>
+                <w:rFonts w:cstheme="minorHAnsi"/>
                 <w:lang w:eastAsia="ar-SA"/>
               </w:rPr>
             </w:pPr>
             <w:r>
               <w:rPr>
-                <w:rFonts w:ascii="Courier New" w:hAnsi="Courier New" w:cs="Courier New"/>
+                <w:rFonts w:cstheme="minorHAnsi"/>
                 <w:lang w:eastAsia="ar-SA"/>
               </w:rPr>
               <w:t>2342863</w:t>
@@ -468,13 +455,13 @@
               <w:spacing w:after="0" w:line="240" w:lineRule="auto"/>
               <w:jc w:val="center"/>
               <w:rPr>
-                <w:rFonts w:ascii="Courier New" w:hAnsi="Courier New" w:cs="Courier New"/>
+                <w:rFonts w:cstheme="minorHAnsi"/>
                 <w:lang w:eastAsia="ar-SA"/>
               </w:rPr>
             </w:pPr>
             <w:r>
               <w:rPr>
-                <w:rFonts w:ascii="Courier New" w:hAnsi="Courier New" w:cs="Courier New"/>
+                <w:rFonts w:cstheme="minorHAnsi"/>
                 <w:lang w:eastAsia="ar-SA"/>
               </w:rPr>
               <w:t>Abdulhadi Alfadli</w:t>
@@ -496,13 +483,13 @@
               <w:spacing w:after="0" w:line="240" w:lineRule="auto"/>
               <w:jc w:val="center"/>
               <w:rPr>
-                <w:rFonts w:ascii="Courier New" w:hAnsi="Courier New" w:cs="Courier New"/>
+                <w:rFonts w:cstheme="minorHAnsi"/>
                 <w:lang w:eastAsia="ar-SA"/>
               </w:rPr>
             </w:pPr>
             <w:r>
               <w:rPr>
-                <w:rFonts w:ascii="Courier New" w:hAnsi="Courier New" w:cs="Courier New"/>
+                <w:rFonts w:cstheme="minorHAnsi"/>
                 <w:lang w:eastAsia="ar-SA"/>
               </w:rPr>
               <w:t>2340550</w:t>
@@ -518,13 +505,13 @@
               <w:spacing w:after="0" w:line="240" w:lineRule="auto"/>
               <w:jc w:val="center"/>
               <w:rPr>
-                <w:rFonts w:ascii="Courier New" w:hAnsi="Courier New" w:cs="Courier New"/>
+                <w:rFonts w:cstheme="minorHAnsi"/>
                 <w:lang w:eastAsia="ar-SA"/>
               </w:rPr>
             </w:pPr>
             <w:r>
               <w:rPr>
-                <w:rFonts w:ascii="Courier New" w:hAnsi="Courier New" w:cs="Courier New"/>
+                <w:rFonts w:cstheme="minorHAnsi"/>
                 <w:lang w:eastAsia="ar-SA"/>
               </w:rPr>
               <w:t>Jad Felemban</w:t>
@@ -546,13 +533,13 @@
               <w:spacing w:after="0" w:line="240" w:lineRule="auto"/>
               <w:jc w:val="center"/>
               <w:rPr>
-                <w:rFonts w:ascii="Courier New" w:hAnsi="Courier New" w:cs="Courier New"/>
+                <w:rFonts w:cstheme="minorHAnsi"/>
                 <w:lang w:eastAsia="ar-SA"/>
               </w:rPr>
             </w:pPr>
             <w:r>
               <w:rPr>
-                <w:rFonts w:ascii="Courier New" w:hAnsi="Courier New" w:cs="Courier New"/>
+                <w:rFonts w:cstheme="minorHAnsi"/>
                 <w:lang w:eastAsia="ar-SA"/>
               </w:rPr>
               <w:t>2340394</w:t>
@@ -568,13 +555,13 @@
               <w:spacing w:after="0" w:line="240" w:lineRule="auto"/>
               <w:jc w:val="center"/>
               <w:rPr>
-                <w:rFonts w:ascii="Courier New" w:hAnsi="Courier New" w:cs="Courier New"/>
+                <w:rFonts w:cstheme="minorHAnsi"/>
                 <w:lang w:eastAsia="ar-SA"/>
               </w:rPr>
             </w:pPr>
             <w:r>
               <w:rPr>
-                <w:rFonts w:ascii="Courier New" w:hAnsi="Courier New" w:cs="Courier New"/>
+                <w:rFonts w:cstheme="minorHAnsi"/>
                 <w:lang w:eastAsia="ar-SA"/>
               </w:rPr>
               <w:t xml:space="preserve">Ghassan </w:t>
@@ -582,7 +569,7 @@
             <w:proofErr w:type="spellStart"/>
             <w:r>
               <w:rPr>
-                <w:rFonts w:ascii="Courier New" w:hAnsi="Courier New" w:cs="Courier New"/>
+                <w:rFonts w:cstheme="minorHAnsi"/>
                 <w:lang w:eastAsia="ar-SA"/>
               </w:rPr>
               <w:t>Alrefaei</w:t>
@@ -605,13 +592,13 @@
               <w:spacing w:after="0" w:line="240" w:lineRule="auto"/>
               <w:jc w:val="center"/>
               <w:rPr>
-                <w:rFonts w:ascii="Courier New" w:hAnsi="Courier New" w:cs="Courier New"/>
+                <w:rFonts w:cstheme="minorHAnsi"/>
                 <w:lang w:eastAsia="ar-SA"/>
               </w:rPr>
             </w:pPr>
             <w:r>
               <w:rPr>
-                <w:rFonts w:ascii="Courier New" w:hAnsi="Courier New" w:cs="Courier New"/>
+                <w:rFonts w:cstheme="minorHAnsi"/>
                 <w:lang w:eastAsia="ar-SA"/>
               </w:rPr>
               <w:t>2341614</w:t>
@@ -627,13 +614,13 @@
               <w:spacing w:after="0" w:line="240" w:lineRule="auto"/>
               <w:jc w:val="center"/>
               <w:rPr>
-                <w:rFonts w:ascii="Courier New" w:hAnsi="Courier New" w:cs="Courier New"/>
+                <w:rFonts w:cstheme="minorHAnsi"/>
                 <w:lang w:eastAsia="ar-SA"/>
               </w:rPr>
             </w:pPr>
             <w:r>
               <w:rPr>
-                <w:rFonts w:ascii="Courier New" w:hAnsi="Courier New" w:cs="Courier New"/>
+                <w:rFonts w:cstheme="minorHAnsi"/>
                 <w:lang w:eastAsia="ar-SA"/>
               </w:rPr>
               <w:t>Mohammed Alnejidi</w:t>
@@ -645,347 +632,246 @@
     <w:p>
       <w:pPr>
         <w:rPr>
+          <w:rFonts w:cstheme="minorHAnsi"/>
           <w:lang w:eastAsia="ar-SA"/>
         </w:rPr>
       </w:pPr>
     </w:p>
     <w:p>
       <w:pPr>
+        <w:spacing w:after="280" w:line="276" w:lineRule="auto"/>
+        <w:jc w:val="center"/>
         <w:rPr>
+          <w:rFonts w:asciiTheme="minorBidi" w:hAnsiTheme="minorBidi"/>
           <w:lang w:eastAsia="ar-SA"/>
         </w:rPr>
       </w:pPr>
     </w:p>
     <w:p>
       <w:pPr>
+        <w:spacing w:after="280" w:line="276" w:lineRule="auto"/>
+        <w:jc w:val="center"/>
         <w:rPr>
+          <w:rFonts w:asciiTheme="minorBidi" w:hAnsiTheme="minorBidi"/>
           <w:lang w:eastAsia="ar-SA"/>
         </w:rPr>
       </w:pPr>
     </w:p>
     <w:p>
       <w:pPr>
+        <w:spacing w:after="280" w:line="276" w:lineRule="auto"/>
+        <w:jc w:val="center"/>
         <w:rPr>
+          <w:rFonts w:asciiTheme="minorBidi" w:hAnsiTheme="minorBidi"/>
           <w:lang w:eastAsia="ar-SA"/>
         </w:rPr>
       </w:pPr>
     </w:p>
     <w:p>
       <w:pPr>
-        <w:spacing w:after="360"/>
+        <w:spacing w:after="280" w:line="276" w:lineRule="auto"/>
         <w:jc w:val="center"/>
+        <w:rPr>
+          <w:rStyle w:val="SubtleEmphasis"/>
+          <w:rFonts w:asciiTheme="minorBidi" w:hAnsiTheme="minorBidi"/>
+          <w:sz w:val="24"/>
+          <w:szCs w:val="24"/>
+        </w:rPr>
       </w:pPr>
       <w:r>
         <w:rPr>
-          <w:rFonts w:ascii="Times New Roman" w:hAnsi="Times New Roman"/>
-          <w:i/>
-          <w:color w:val="555555"/>
+          <w:rStyle w:val="SubtleEmphasis"/>
+          <w:rFonts w:asciiTheme="minorBidi" w:hAnsiTheme="minorBidi"/>
+          <w:sz w:val="24"/>
+          <w:szCs w:val="24"/>
         </w:rPr>
-        <w:t>When is preview worth acquiring? A dimensionless criterion, H/τ, tested on two plants</w:t>
+        <w:t>When is preview worth acquiring? A dimensionless criterion, H/τ, for predictive thermal protection</w:t>
       </w:r>
     </w:p>
     <w:p>
       <w:pPr>
+        <w:spacing w:line="276" w:lineRule="auto"/>
         <w:jc w:val="both"/>
         <w:rPr>
-          <w:rFonts w:ascii="Saudi Bold" w:hAnsi="Saudi Bold" w:cs="Saudi Bold"/>
+          <w:rFonts w:asciiTheme="minorBidi" w:hAnsiTheme="minorBidi"/>
+        </w:rPr>
+      </w:pPr>
+      <w:r>
+        <w:rPr>
+          <w:rFonts w:asciiTheme="minorBidi" w:eastAsia="Times New Roman" w:hAnsiTheme="minorBidi"/>
           <w:sz w:val="24"/>
           <w:szCs w:val="24"/>
         </w:rPr>
-      </w:pPr>
-      <w:r>
-        <w:rPr>
-          <w:rFonts w:ascii="Saudi Bold" w:hAnsi="Saudi Bold" w:cs="Saudi Bold"/>
-          <w:sz w:val="28"/>
-          <w:szCs w:val="24"/>
-        </w:rPr>
-        <w:t>Preview-based control, which acts on a disturbance before that disturbance arrives, is well established in automotive thermal management. What is not established is when preview is worth acquiring at all. It costs sensing, mapping, connectivity and computation, and the literature reports its benefit case by case, with no criterion that transfers between systems.</w:t>
+        <w:t>A turbocharged engine protects its turbine housing only after damage begins: the control unit retards ignition once knock appears and enriches the mixture once exhaust gas is already too hot. Reinforcement learning could act earlier, given preview, meaning advance knowledge of the road gradient ahead.</w:t>
       </w:r>
     </w:p>
     <w:p>
       <w:pPr>
+        <w:spacing w:line="276" w:lineRule="auto"/>
         <w:jc w:val="both"/>
         <w:rPr>
-          <w:rFonts w:ascii="Saudi Bold" w:hAnsi="Saudi Bold" w:cs="Saudi Bold"/>
+          <w:rFonts w:asciiTheme="minorBidi" w:hAnsiTheme="minorBidi"/>
+        </w:rPr>
+      </w:pPr>
+      <w:r>
+        <w:rPr>
+          <w:rFonts w:asciiTheme="minorBidi" w:eastAsia="Times New Roman" w:hAnsiTheme="minorBidi"/>
           <w:sz w:val="24"/>
           <w:szCs w:val="24"/>
         </w:rPr>
+        <w:t>Preview-based control is well established in automotive thermal management, yet preview is never free: it must be bought with mapping, connectivity, additional sensing and computation. The literature reports its benefit case by case and plant by plant, with no criterion that transfers between systems. An engineer deciding whether to acquire preview before building anything therefore has nothing general to consult.</w:t>
+      </w:r>
+    </w:p>
+    <w:p>
+      <w:pPr>
+        <w:spacing w:line="276" w:lineRule="auto"/>
+        <w:jc w:val="both"/>
+        <w:rPr>
+          <w:rFonts w:asciiTheme="minorBidi" w:hAnsiTheme="minorBidi"/>
+        </w:rPr>
       </w:pPr>
       <w:r>
         <w:rPr>
-          <w:rFonts w:ascii="Saudi Bold" w:hAnsi="Saudi Bold" w:cs="Saudi Bold"/>
-          <w:sz w:val="28"/>
+          <w:rFonts w:asciiTheme="minorBidi" w:eastAsia="Times New Roman" w:hAnsiTheme="minorBidi"/>
+          <w:sz w:val="24"/>
           <w:szCs w:val="24"/>
         </w:rPr>
-        <w:t xml:space="preserve">This project proposes and tests such a criterion, governed by a single dimensionless ratio: </w:t>
+        <w:t>This project proposes and tests a criterion governed by one dimensionless ratio: H/τ, the preview horizon divided by the thermal time constant of the protected part. If it holds, preview value falls on one curve in H/τ for any plant.</w:t>
+      </w:r>
+    </w:p>
+    <w:p>
+      <w:pPr>
+        <w:spacing w:line="276" w:lineRule="auto"/>
+        <w:jc w:val="both"/>
+        <w:rPr>
+          <w:rFonts w:asciiTheme="minorBidi" w:hAnsiTheme="minorBidi"/>
+        </w:rPr>
+      </w:pPr>
+      <w:r>
+        <w:rPr>
+          <w:rFonts w:asciiTheme="minorBidi" w:eastAsia="Times New Roman" w:hAnsiTheme="minorBidi"/>
+          <w:sz w:val="24"/>
+          <w:szCs w:val="24"/>
+        </w:rPr>
+        <w:t>Completed pilot work calibrates a zero-dimensional cycle model and a three-node thermal network on 295.0 minutes of read-only OBD-II logging from the team's car; over 26 steady points, 30–75 kPa, modelled load matches the car to</w:t>
       </w:r>
       <w:r>
         <w:rPr>
-          <w:rFonts w:ascii="Saudi Bold" w:hAnsi="Saudi Bold" w:cs="Saudi Bold"/>
-          <w:b/>
-          <w:sz w:val="28"/>
-          <w:szCs w:val="24"/>
-        </w:rPr>
-        <w:t>H/</w:t>
-      </w:r>
-      <w:r>
-        <w:rPr>
-          <w:rFonts w:ascii="Calibri" w:hAnsi="Calibri" w:cs="Calibri"/>
-          <w:b/>
-          <w:sz w:val="28"/>
-          <w:szCs w:val="24"/>
-        </w:rPr>
-        <w:t>τ</w:t>
-      </w:r>
-      <w:r>
-        <w:rPr>
-          <w:rFonts w:ascii="Saudi Bold" w:hAnsi="Saudi Bold" w:cs="Saudi Bold"/>
-          <w:sz w:val="28"/>
-          <w:szCs w:val="24"/>
-        </w:rPr>
-        <w:t>, the available preview horizon divided by the thermal time constant of the component being protected. The hypothesis is that preview value collapses onto a single curve when plotted against H/</w:t>
-      </w:r>
-      <w:r>
-        <w:rPr>
-          <w:rFonts w:ascii="Calibri" w:hAnsi="Calibri" w:cs="Calibri"/>
-          <w:sz w:val="28"/>
-          <w:szCs w:val="24"/>
-        </w:rPr>
-        <w:t>τ</w:t>
-      </w:r>
-      <w:r>
-        <w:rPr>
-          <w:rFonts w:ascii="Saudi Bold" w:hAnsi="Saudi Bold" w:cs="Saudi Bold"/>
-          <w:sz w:val="28"/>
-          <w:szCs w:val="24"/>
-        </w:rPr>
-        <w:t>, whichever physical plant produced the point. Two dissimilar plants test it: a turbocharged spark-ignition engine and an electric-vehicle battery pack. If the two do not overlap, the criterion is wrong or incomplete, and that outcome is reported as a result rather than discarded.</w:t>
-      </w:r>
-    </w:p>
-    <w:p>
-      <w:pPr>
-        <w:jc w:val="both"/>
-        <w:rPr>
-          <w:rFonts w:ascii="Saudi Bold" w:hAnsi="Saudi Bold" w:cs="Saudi Bold"/>
+          <w:rFonts w:asciiTheme="minorBidi" w:eastAsia="Times New Roman" w:hAnsiTheme="minorBidi"/>
           <w:sz w:val="24"/>
-          <w:szCs w:val="24"/>
-        </w:rPr>
-      </w:pPr>
-      <w:r>
-        <w:rPr>
-          <w:rFonts w:ascii="Saudi Bold" w:hAnsi="Saudi Bold" w:cs="Saudi Bold"/>
-          <w:sz w:val="28"/>
-          <w:szCs w:val="24"/>
-        </w:rPr>
-        <w:t xml:space="preserve">The engine plant is a zero-dimensional single-zone cycle model of a 3.0 L turbocharged inline-six, coupled to a three-node lumped-capacitance thermal network representing the block, the oil and the turbine housing, and calibrated against 175.5 minutes of read-only OBD-II logs recorded from the team's own vehicle across nine drives. Over 22 pooled quasi-steady operating points spanning 30–74 kPa manifold pressure, the modelled engine load agrees with the vehicle's reported load to </w:t>
-      </w:r>
-      <w:r>
-        <w:rPr>
-          <w:rFonts w:ascii="Saudi Bold" w:hAnsi="Saudi Bold" w:cs="Saudi Bold"/>
-          <w:b/>
-          <w:sz w:val="28"/>
-          <w:szCs w:val="24"/>
-        </w:rPr>
-        <w:t>1.4 %, with no fitted parameters</w:t>
-      </w:r>
-      <w:r>
-        <w:rPr>
-          <w:rFonts w:ascii="Saudi Bold" w:hAnsi="Saudi Bold" w:cs="Saudi Bold"/>
-          <w:sz w:val="28"/>
-          <w:szCs w:val="24"/>
-        </w:rPr>
-        <w:t>; the thesis states the limits of that agreement explicitly, since it does not by itself validate the breathing model. A reinforcement-learning supervisor is then evaluated against a production-style controller and a reactive protection policy under a fixed protocol, and the contribution of preview is isolated by re-evaluating the identical trained policy with its preview channel disabled.</w:t>
-      </w:r>
-    </w:p>
-    <w:p>
-      <w:pPr>
-        <w:jc w:val="both"/>
-        <w:rPr>
-          <w:rFonts w:ascii="Saudi Bold" w:hAnsi="Saudi Bold" w:cs="Saudi Bold"/>
-          <w:sz w:val="28"/>
-          <w:szCs w:val="24"/>
-        </w:rPr>
-      </w:pPr>
-      <w:r>
-        <w:rPr>
-          <w:rFonts w:ascii="Saudi Bold" w:hAnsi="Saudi Bold" w:cs="Saudi Bold"/>
-          <w:sz w:val="28"/>
-          <w:szCs w:val="24"/>
-        </w:rPr>
-        <w:t xml:space="preserve">Three artefacts are delivered. The criterion itself, as a design chart on which an engineer who knows a component's time constant and the horizon </w:t>
-      </w:r>
-      <w:proofErr w:type="gramStart"/>
-      <w:r>
-        <w:rPr>
-          <w:rFonts w:ascii="Saudi Bold" w:hAnsi="Saudi Bold" w:cs="Saudi Bold"/>
-          <w:sz w:val="28"/>
-          <w:szCs w:val="24"/>
-        </w:rPr>
-        <w:t>actually available</w:t>
-      </w:r>
-      <w:proofErr w:type="gramEnd"/>
-      <w:r>
-        <w:rPr>
-          <w:rFonts w:ascii="Saudi Bold" w:hAnsi="Saudi Bold" w:cs="Saudi Bold"/>
-          <w:sz w:val="28"/>
-          <w:szCs w:val="24"/>
-        </w:rPr>
-        <w:t xml:space="preserve"> can decide whether to buy preview before building anything. The validated simulation, the trained supervisor and the ablation table that stand behind that chart. And a working real-time application, which runs the same validated physics alongside the car on a laptop as a virtual sensor for </w:t>
-      </w:r>
-    </w:p>
-    <w:p>
-      <w:pPr>
-        <w:jc w:val="both"/>
-        <w:rPr>
-          <w:rFonts w:ascii="Saudi Bold" w:hAnsi="Saudi Bold" w:cs="Saudi Bold"/>
-          <w:sz w:val="28"/>
-          <w:szCs w:val="24"/>
-        </w:rPr>
-      </w:pPr>
-    </w:p>
-    <w:p>
-      <w:pPr>
-        <w:jc w:val="both"/>
-        <w:rPr>
-          <w:rFonts w:ascii="Saudi Bold" w:hAnsi="Saudi Bold" w:cs="Saudi Bold"/>
-          <w:sz w:val="28"/>
-          <w:szCs w:val="24"/>
-        </w:rPr>
-      </w:pPr>
-    </w:p>
-    <w:p>
-      <w:pPr>
-        <w:jc w:val="both"/>
-        <w:rPr>
-          <w:rFonts w:ascii="Saudi Bold" w:hAnsi="Saudi Bold" w:cs="Saudi Bold"/>
-          <w:sz w:val="24"/>
-          <w:szCs w:val="24"/>
-        </w:rPr>
-      </w:pPr>
-      <w:r>
-        <w:rPr>
-          <w:rFonts w:ascii="Saudi Bold" w:hAnsi="Saudi Bold" w:cs="Saudi Bold"/>
-          <w:sz w:val="28"/>
-          <w:szCs w:val="24"/>
-        </w:rPr>
-        <w:t>quantities the vehicle has no gauge for — turbine-housing temperature, charge temperature, knock margin and accumulated thermal damage — presented through a dashboard, a glanceable driver warning raised before the estimated temperature reaches the knee of the damage curve, and a post-drive review of what the model marked, written for a mechanic.</w:t>
-      </w:r>
-    </w:p>
-    <w:p>
-      <w:pPr>
-        <w:jc w:val="both"/>
-        <w:rPr>
-          <w:rFonts w:ascii="Saudi Bold" w:hAnsi="Saudi Bold" w:cs="Saudi Bold"/>
-          <w:sz w:val="28"/>
-          <w:szCs w:val="24"/>
-        </w:rPr>
-      </w:pPr>
-      <w:r>
-        <w:rPr>
-          <w:rFonts w:ascii="Saudi Bold" w:hAnsi="Saudi Bold" w:cs="Saudi Bold"/>
-          <w:sz w:val="28"/>
-          <w:szCs w:val="24"/>
-        </w:rPr>
-        <w:t xml:space="preserve">Control and observation are deliberately separated, and the separation is stated rather than implied. Inside the validated simulation the supervisor holds full authority over spark advance, mixture, boost and cooling. On the vehicle itself the interface is read-only, and structurally so: the application issues </w:t>
-      </w:r>
-      <w:proofErr w:type="gramStart"/>
-      <w:r>
-        <w:rPr>
-          <w:rFonts w:ascii="Saudi Bold" w:hAnsi="Saudi Bold" w:cs="Saudi Bold"/>
-          <w:sz w:val="28"/>
-          <w:szCs w:val="24"/>
-        </w:rPr>
-        <w:t>no write</w:t>
-      </w:r>
-      <w:proofErr w:type="gramEnd"/>
-      <w:r>
-        <w:rPr>
-          <w:rFonts w:ascii="Saudi Bold" w:hAnsi="Saudi Bold" w:cs="Saudi Bold"/>
-          <w:sz w:val="28"/>
           <w:szCs w:val="24"/>
         </w:rPr>
         <w:t xml:space="preserve"> </w:t>
       </w:r>
-    </w:p>
-    <w:p>
-      <w:pPr>
-        <w:jc w:val="both"/>
+      <w:r>
         <w:rPr>
-          <w:rFonts w:ascii="Saudi Bold" w:hAnsi="Saudi Bold" w:cs="Saudi Bold"/>
-          <w:sz w:val="28"/>
-          <w:szCs w:val="24"/>
-        </w:rPr>
-      </w:pPr>
-    </w:p>
-    <w:p>
-      <w:pPr>
-        <w:jc w:val="both"/>
-        <w:rPr>
-          <w:rFonts w:ascii="Saudi Bold" w:hAnsi="Saudi Bold" w:cs="Saudi Bold"/>
-          <w:sz w:val="28"/>
-          <w:szCs w:val="24"/>
-        </w:rPr>
-      </w:pPr>
-    </w:p>
-    <w:p>
-      <w:pPr>
-        <w:jc w:val="both"/>
-        <w:rPr>
-          <w:rFonts w:ascii="Saudi Bold" w:hAnsi="Saudi Bold" w:cs="Saudi Bold"/>
+          <w:rFonts w:asciiTheme="minorBidi" w:eastAsia="Times New Roman" w:hAnsiTheme="minorBidi"/>
           <w:sz w:val="24"/>
           <w:szCs w:val="24"/>
         </w:rPr>
-      </w:pPr>
-      <w:r>
-        <w:rPr>
-          <w:rFonts w:ascii="Saudi Bold" w:hAnsi="Saudi Bold" w:cs="Saudi Bold"/>
-          <w:sz w:val="28"/>
-          <w:szCs w:val="24"/>
-        </w:rPr>
-        <w:t xml:space="preserve">commands and has no code path to the vehicle bus, and raw vehicle data are never written to disk — only the events the model marks. That boundary follows from having neither write authority over the engine computer nor any safe way to let a partially trained policy command a road car; it is reported as a scope decision rather than as an </w:t>
-      </w:r>
-      <w:proofErr w:type="gramStart"/>
-      <w:r>
-        <w:rPr>
-          <w:rFonts w:ascii="Saudi Bold" w:hAnsi="Saudi Bold" w:cs="Saudi Bold"/>
-          <w:sz w:val="28"/>
-          <w:szCs w:val="24"/>
-        </w:rPr>
-        <w:t>omission, and</w:t>
-      </w:r>
-      <w:proofErr w:type="gramEnd"/>
-      <w:r>
-        <w:rPr>
-          <w:rFonts w:ascii="Saudi Bold" w:hAnsi="Saudi Bold" w:cs="Saudi Bold"/>
-          <w:sz w:val="28"/>
-          <w:szCs w:val="24"/>
-        </w:rPr>
-        <w:t xml:space="preserve"> transferring the supervisor to real hardware belongs on an instrumented test bench, which is identified as future work.</w:t>
+        <w:t>1.4% with no fitted parameters. A deep reinforcement-learning agent (Soft Actor-Critic) will be trained and evaluated against a production baseline and a reactive policy under a fixed protocol, isolating preview by re-evaluating that policy blind. A battery plant tests transfer; non-overlap is a result.</w:t>
       </w:r>
     </w:p>
     <w:p>
       <w:pPr>
-        <w:spacing w:after="480"/>
+        <w:spacing w:line="276" w:lineRule="auto"/>
+        <w:jc w:val="both"/>
         <w:rPr>
-          <w:rFonts w:ascii="Saudi Bold" w:hAnsi="Saudi Bold" w:cs="Saudi Bold"/>
+          <w:rFonts w:asciiTheme="minorBidi" w:hAnsiTheme="minorBidi"/>
+        </w:rPr>
+      </w:pPr>
+      <w:r>
+        <w:rPr>
+          <w:rFonts w:asciiTheme="minorBidi" w:eastAsia="Times New Roman" w:hAnsiTheme="minorBidi"/>
           <w:sz w:val="24"/>
           <w:szCs w:val="24"/>
         </w:rPr>
+        <w:t>The result is a design chart: knowing a component's time constant and the horizon available, an engineer can decide whether preview is worth buying. Manufacturers and researchers benefit. The physics runs live as a read-only supervisor estimating what the car cannot measure – protection before the damage, not after.</w:t>
+      </w:r>
+    </w:p>
+    <w:p>
+      <w:pPr>
+        <w:spacing w:before="200" w:line="276" w:lineRule="auto"/>
+        <w:rPr>
+          <w:rFonts w:asciiTheme="minorBidi" w:hAnsiTheme="minorBidi"/>
+        </w:rPr>
       </w:pPr>
       <w:r>
         <w:rPr>
-          <w:rFonts w:ascii="Saudi Bold" w:hAnsi="Saudi Bold" w:cs="Saudi Bold"/>
-          <w:i/>
+          <w:rFonts w:asciiTheme="minorBidi" w:eastAsia="Times New Roman" w:hAnsiTheme="minorBidi"/>
+          <w:b/>
+          <w:bCs/>
           <w:sz w:val="24"/>
           <w:szCs w:val="24"/>
         </w:rPr>
-        <w:t>Keywords: preview control; predictive thermal management; dimensionless criterion; reinforcement learning; engine thermal protection; virtual sensor; OBD-II validation.</w:t>
+        <w:t xml:space="preserve">Application field: </w:t>
+      </w:r>
+      <w:r>
+        <w:rPr>
+          <w:rFonts w:asciiTheme="minorBidi" w:eastAsia="Times New Roman" w:hAnsiTheme="minorBidi"/>
+          <w:sz w:val="24"/>
+          <w:szCs w:val="24"/>
+        </w:rPr>
+        <w:t>Automotive powertrain – engine thermal management, component protection, and on-board virtual sensing from read-only OBD-II data.</w:t>
       </w:r>
     </w:p>
     <w:p>
       <w:pPr>
+        <w:spacing w:before="80" w:line="276" w:lineRule="auto"/>
         <w:rPr>
-          <w:rFonts w:ascii="Saudi Bold" w:hAnsi="Saudi Bold" w:cs="Saudi Bold"/>
+          <w:rFonts w:asciiTheme="minorBidi" w:hAnsiTheme="minorBidi"/>
+        </w:rPr>
+      </w:pPr>
+      <w:r>
+        <w:rPr>
+          <w:rFonts w:asciiTheme="minorBidi" w:eastAsia="Times New Roman" w:hAnsiTheme="minorBidi"/>
+          <w:b/>
+          <w:bCs/>
+          <w:sz w:val="24"/>
+          <w:szCs w:val="24"/>
+        </w:rPr>
+        <w:t xml:space="preserve">AI area: </w:t>
+      </w:r>
+      <w:r>
+        <w:rPr>
+          <w:rFonts w:asciiTheme="minorBidi" w:eastAsia="Times New Roman" w:hAnsiTheme="minorBidi"/>
+          <w:sz w:val="24"/>
+          <w:szCs w:val="24"/>
+        </w:rPr>
+        <w:t>Deep reinforcement learning (Soft Actor-Critic) and preview-based predictive control.</w:t>
+      </w:r>
+    </w:p>
+    <w:p>
+      <w:pPr>
+        <w:spacing w:before="200" w:line="276" w:lineRule="auto"/>
+        <w:rPr>
+          <w:rFonts w:asciiTheme="minorBidi" w:hAnsiTheme="minorBidi"/>
+        </w:rPr>
+      </w:pPr>
+      <w:r>
+        <w:rPr>
+          <w:rFonts w:asciiTheme="minorBidi" w:eastAsia="Times New Roman" w:hAnsiTheme="minorBidi"/>
+          <w:b/>
+          <w:bCs/>
+          <w:sz w:val="24"/>
+          <w:szCs w:val="24"/>
+        </w:rPr>
+        <w:t xml:space="preserve">Keywords: </w:t>
+      </w:r>
+      <w:r>
+        <w:rPr>
+          <w:rFonts w:asciiTheme="minorBidi" w:eastAsia="Times New Roman" w:hAnsiTheme="minorBidi"/>
+          <w:sz w:val="24"/>
+          <w:szCs w:val="24"/>
+        </w:rPr>
+        <w:t>preview control; preview horizon; thermal time constant; dimensionless criterion; reinforcement learning; engine thermal protection; virtual sensing; OBD-II validation.</w:t>
+      </w:r>
+    </w:p>
+    <w:p>
+      <w:pPr>
+        <w:jc w:val="both"/>
+        <w:rPr>
+          <w:rFonts w:asciiTheme="minorBidi" w:hAnsiTheme="minorBidi"/>
           <w:lang w:eastAsia="ar-SA"/>
         </w:rPr>
       </w:pPr>
@@ -6143,6 +6029,7 @@
   <w:style w:type="character" w:default="1" w:styleId="DefaultParagraphFont">
     <w:name w:val="Default Paragraph Font"/>
     <w:uiPriority w:val="1"/>
+    <w:semiHidden/>
     <w:unhideWhenUsed/>
   </w:style>
   <w:style w:type="table" w:default="1" w:styleId="TableNormal">
@@ -6548,6 +6435,18 @@
       </w:tblBorders>
     </w:tblPr>
   </w:style>
+  <w:style w:type="character" w:styleId="SubtleEmphasis">
+    <w:name w:val="Subtle Emphasis"/>
+    <w:basedOn w:val="DefaultParagraphFont"/>
+    <w:uiPriority w:val="19"/>
+    <w:qFormat/>
+    <w:rsid w:val="00441F3A"/>
+    <w:rPr>
+      <w:i/>
+      <w:iCs/>
+      <w:color w:val="404040" w:themeColor="text1" w:themeTint="BF"/>
+    </w:rPr>
+  </w:style>
 </w:styles>
 </file>
 
